--- a/public/assets/kelvin-mundi-resume.docx
+++ b/public/assets/kelvin-mundi-resume.docx
@@ -14,7 +14,7 @@
         <w:br w:type="textWrapping"/>
         <w:t xml:space="preserve">kevkmundy@gmail.com • (404) 789-9005 • Atlanta, GA</w:t>
         <w:br w:type="textWrapping"/>
-        <w:t xml:space="preserve">GitHub: https://github.com/Wizkym</w:t>
+        <w:t xml:space="preserve">GitHub: https://github.com/mundy-kelvin</w:t>
         <w:br w:type="textWrapping"/>
         <w:t xml:space="preserve">Portfolio: https://www.thek2mundy.com</w:t>
         <w:br w:type="textWrapping"/>
